--- a/submission/PROJECT_OVERVIEW.docx
+++ b/submission/PROJECT_OVERVIEW.docx
@@ -8590,7 +8590,7 @@
               <w:rPr>
                 <w:sz w:val="19"/>
               </w:rPr>
-              <w:t>report/build/verify_no_hardcoded_numbers.py</w:t>
+              <w:t>submission/build/verify_no_hardcoded_numbers.py</w:t>
             </w:r>
           </w:p>
         </w:tc>

--- a/submission/PROJECT_OVERVIEW.docx
+++ b/submission/PROJECT_OVERVIEW.docx
@@ -3367,7 +3367,7 @@
         <w:br/>
         <w:t xml:space="preserve">        v</w:t>
         <w:br/>
-        <w:t xml:space="preserve">  [ distilled tool ]  evaluation/distilled_tools.py</w:t>
+        <w:t xml:space="preserve">  [ distilled tool ]  trip_planner/evaluation/distilled_tools.py</w:t>
         <w:br/>
         <w:t xml:space="preserve">        |</w:t>
         <w:br/>
@@ -7367,7 +7367,7 @@
         <w:pStyle w:val="Heading2"/>
       </w:pPr>
       <w:r>
-        <w:t>trip_planner/ui/ — the web page</w:t>
+        <w:t>trip_planner/frontend/ — the web page</w:t>
       </w:r>
     </w:p>
     <w:tbl>
@@ -7491,7 +7491,7 @@
         <w:pStyle w:val="Heading2"/>
       </w:pPr>
       <w:r>
-        <w:t>evaluation/ — the experiment</w:t>
+        <w:t>trip_planner/evaluation/ — the experiment</w:t>
       </w:r>
     </w:p>
     <w:tbl>
@@ -8011,7 +8011,7 @@
         <w:pStyle w:val="Heading2"/>
       </w:pPr>
       <w:r>
-        <w:t>demos/ — the demonstrations</w:t>
+        <w:t>trip_planner/demos/ — the demonstrations</w:t>
       </w:r>
     </w:p>
     <w:tbl>
@@ -8554,7 +8554,7 @@
               <w:rPr>
                 <w:sz w:val="19"/>
               </w:rPr>
-              <w:t>evaluation/measured.py</w:t>
+              <w:t>trip_planner/evaluation/measured.py</w:t>
             </w:r>
           </w:p>
         </w:tc>
@@ -9172,7 +9172,7 @@
           <w:rFonts w:ascii="Consolas" w:hAnsi="Consolas"/>
           <w:sz w:val="18"/>
         </w:rPr>
-        <w:t>python -m evaluation.check_quota</w:t>
+        <w:t>python -m trip_planner.evaluation.check_quota</w:t>
       </w:r>
     </w:p>
     <w:p>

--- a/submission/PROJECT_OVERVIEW.docx
+++ b/submission/PROJECT_OVERVIEW.docx
@@ -6192,6 +6192,11 @@
       </w:r>
     </w:p>
     <w:p>
+      <w:r>
+        <w:t>Two folders: all the code in one, everything handed in in the other. Nothing else at the top level except the ways to start it.</w:t>
+      </w:r>
+    </w:p>
+    <w:p>
       <w:pPr>
         <w:spacing w:after="160"/>
         <w:ind w:left="288"/>
@@ -6201,43 +6206,41 @@
           <w:rFonts w:ascii="Consolas" w:hAnsi="Consolas"/>
           <w:sz w:val="18"/>
         </w:rPr>
-        <w:t>trip_planner\</w:t>
+        <w:t>run.bat                  &lt;- START HERE. Sets up everything, then a menu.</w:t>
         <w:br/>
-        <w:t xml:space="preserve">  run.bat                  &lt;- START HERE. Sets up everything, then a menu.</w:t>
+        <w:t>run_cli.py               plan a trip in the terminal</w:t>
         <w:br/>
-        <w:t xml:space="preserve">  run_cli.py               plan a trip in the terminal</w:t>
+        <w:t>run_web.py               plan a trip in the browser</w:t>
         <w:br/>
-        <w:t xml:space="preserve">  run_web.py               plan a trip in the browser</w:t>
+        <w:t>README.md                what it is, and this layout</w:t>
         <w:br/>
-        <w:t xml:space="preserve">  README.md                the technical readme</w:t>
+        <w:t>requirements.txt         the exact package versions used</w:t>
         <w:br/>
-        <w:t xml:space="preserve">  PROJECT_OVERVIEW.docx    this document</w:t>
+        <w:t>.env.example             the four API keys, as a template</w:t>
         <w:br/>
-        <w:t xml:space="preserve">  requirements.txt         the exact package versions used</w:t>
-        <w:br/>
-        <w:t xml:space="preserve">  .env                     your API keys (never shared, never committed)</w:t>
+        <w:t>.env                     your real keys (never shared, never committed)</w:t>
         <w:br/>
         <w:br/>
-        <w:t xml:space="preserve">  trip_planner\           THE SYSTEM ITSELF</w:t>
+        <w:t>trip_planner\            ALL THE CODE</w:t>
         <w:br/>
-        <w:t xml:space="preserve">    orchestrator.py        the workflow: read, fetch, assemble</w:t>
+        <w:t xml:space="preserve">  orchestrator.py        the workflow: read, fetch, assemble</w:t>
         <w:br/>
-        <w:t xml:space="preserve">    agents.py, tasks.py    the three AI agents and their instructions</w:t>
+        <w:t xml:space="preserve">  agents.py, tasks.py    the three AI agents and their instructions</w:t>
         <w:br/>
-        <w:t xml:space="preserve">    comms\                the message protocol between components</w:t>
+        <w:t xml:space="preserve">  core\                 budgets, costs, caching, measuring, safe maths</w:t>
         <w:br/>
-        <w:t xml:space="preserve">    server\               the MCP tool server (12 tools)</w:t>
+        <w:t xml:space="preserve">  frontend\             the web page, and the code that splits a</w:t>
         <w:br/>
-        <w:t xml:space="preserve">    tools\                three files: MCP client, travel APIs, agent tools</w:t>
+        <w:t xml:space="preserve">                         finished plan into its sections</w:t>
         <w:br/>
-        <w:t xml:space="preserve">    core\                 caching, measuring, budget, cost, safe maths</w:t>
+        <w:t xml:space="preserve">  comms\                the message protocol between components</w:t>
         <w:br/>
-        <w:t xml:space="preserve">    ui\                   the web page, and the code that splits a</w:t>
+        <w:t xml:space="preserve">  server\               the tool server (12 tools)</w:t>
         <w:br/>
-        <w:t xml:space="preserve">                           finished plan into its sections</w:t>
+        <w:t xml:space="preserve">  tools\                anything that calls an outside service</w:t>
         <w:br/>
         <w:br/>
-        <w:t xml:space="preserve">  evaluation\             THE EXPERIMENT</w:t>
+        <w:t xml:space="preserve">  evaluation\           THE EXPERIMENT</w:t>
         <w:br/>
         <w:t xml:space="preserve">    arm_a ... arm_d        the four approaches</w:t>
         <w:br/>
@@ -6247,38 +6250,45 @@
         <w:br/>
         <w:t xml:space="preserve">    measured.py            the ONE place results are read from</w:t>
         <w:br/>
-        <w:t xml:space="preserve">    exp_protocol.py        checks our protocols against the design</w:t>
+        <w:t xml:space="preserve">    exp_protocol.py        checks the protocols against the design</w:t>
         <w:br/>
         <w:t xml:space="preserve">    exp_budget_gate.py     checks the budget rules on all 20 scenarios</w:t>
         <w:br/>
         <w:t xml:space="preserve">    results\              the measured numbers, as files</w:t>
         <w:br/>
         <w:br/>
-        <w:t xml:space="preserve">  demos\                  DEMONSTRATIONS (work with no internet)</w:t>
+        <w:t xml:space="preserve">  demos\                DEMONSTRATIONS (work with no internet)</w:t>
         <w:br/>
-        <w:t xml:space="preserve">    compare_all_approaches.py     all four side by side</w:t>
+        <w:t xml:space="preserve">    compare_all_approaches.py    all four side by side</w:t>
         <w:br/>
-        <w:t xml:space="preserve">    approach_a ... approach_d     one approach each, in detail</w:t>
+        <w:t xml:space="preserve">    approach_a ... approach_d    one approach each, in detail</w:t>
         <w:br/>
         <w:br/>
-        <w:t xml:space="preserve">  report\                 THE DISSERTATION</w:t>
+        <w:t xml:space="preserve">  tests\                the test suite (393 tests), plus two</w:t>
         <w:br/>
-        <w:t xml:space="preserve">    CMP7200_Dissertation.docx     the report itself</w:t>
-        <w:br/>
-        <w:t xml:space="preserve">    build\                       one file per chapter, and the figures</w:t>
-        <w:br/>
-        <w:t xml:space="preserve">    figures\                     all 14 pictures, generated</w:t>
+        <w:t xml:space="preserve">                         real finished plans used as fixtures</w:t>
         <w:br/>
         <w:br/>
-        <w:t xml:space="preserve">  testing\                the test suite (393 tests), plus two</w:t>
+        <w:t>submission\              EVERYTHING HANDED IN</w:t>
         <w:br/>
-        <w:t xml:space="preserve">                           real finished plans used as fixtures</w:t>
+        <w:t xml:space="preserve">  CMP7200_Dissertation.docx        the report itself</w:t>
         <w:br/>
-        <w:t xml:space="preserve">  proposal\               the original proposal and the assignment brief</w:t>
+        <w:t xml:space="preserve">  CMP7200_Viva_Presentation.pptx   the slides</w:t>
         <w:br/>
-        <w:t xml:space="preserve">  .streamlit\             the web page's colour theme</w:t>
+        <w:t xml:space="preserve">  PROJECT_OVERVIEW.docx            this document</w:t>
         <w:br/>
-        <w:t xml:space="preserve">  .api_cache\             recorded website replies, so results replay free</w:t>
+        <w:t xml:space="preserve">  AI_Trip_Planner_Proposal.pdf     the original proposal</w:t>
+        <w:br/>
+        <w:t xml:space="preserve">  CMP7200_Assignment_Brief.pdf     the assignment brief</w:t>
+        <w:br/>
+        <w:t xml:space="preserve">  build\                          the scripts that generate the first</w:t>
+        <w:br/>
+        <w:t xml:space="preserve">                                   three, and all 14 figures</w:t>
+        <w:br/>
+        <w:br/>
+        <w:t>.api_cache\              recorded website replies, so results replay free</w:t>
+        <w:br/>
+        <w:t>.streamlit\              the web page's colour theme</w:t>
       </w:r>
     </w:p>
     <w:p>

--- a/submission/PROJECT_OVERVIEW.docx
+++ b/submission/PROJECT_OVERVIEW.docx
@@ -6264,7 +6264,7 @@
         <w:t xml:space="preserve">    approach_a ... approach_d    one approach each, in detail</w:t>
         <w:br/>
         <w:br/>
-        <w:t xml:space="preserve">  tests\                the test suite (393 tests), plus two</w:t>
+        <w:t xml:space="preserve">  tests\                the test suite (403 tests), plus two</w:t>
         <w:br/>
         <w:t xml:space="preserve">                         real finished plans used as fixtures</w:t>
         <w:br/>

--- a/submission/PROJECT_OVERVIEW.docx
+++ b/submission/PROJECT_OVERVIEW.docx
@@ -6283,7 +6283,7 @@
         <w:br/>
         <w:t xml:space="preserve">  build\                          the scripts that generate the first</w:t>
         <w:br/>
-        <w:t xml:space="preserve">                                   three, and all 14 figures</w:t>
+        <w:t xml:space="preserve">                                   three, and all 15 figures</w:t>
         <w:br/>
         <w:br/>
         <w:t>.api_cache\              recorded website replies, so results replay free</w:t>
